--- a/hin/docx/033.content.docx
+++ b/hin/docx/033.content.docx
@@ -211,18 +211,12 @@
         </w:rPr>
         <w:t xml:space="preserve">यीशु के समय में </w:t>
       </w:r>
-      <w:hyperlink r:id="rId13">
-        <w:r>
-          <w:rPr>
-            <w:lang w:val="hi_IN" w:bidi="hi_IN"/>
-          </w:rPr>
-          <w:rPr>
-            <w:color w:val="0000EE"/>
-            <w:u w:val="single"/>
-          </w:rPr>
-          <w:t>इस्राएल</w:t>
-        </w:r>
-      </w:hyperlink>
+      <w:r>
+        <w:rPr>
+          <w:lang w:val="hi_IN" w:bidi="hi_IN"/>
+        </w:rPr>
+        <w:t>इस्राएल</w:t>
+      </w:r>
       <w:r>
         <w:rPr>
           <w:lang w:val="hi_IN" w:bidi="hi_IN"/>
@@ -231,35 +225,34 @@
       </w:r>
       <w:r>
         <w:rPr>
+          <w:lang w:val="hi_IN" w:bidi="hi_IN"/>
+        </w:rPr>
+        <w:t>शिक्षकों</w:t>
+      </w:r>
+      <w:r>
+        <w:rPr>
+          <w:lang w:val="hi_IN" w:bidi="hi_IN"/>
+        </w:rPr>
+        <w:t xml:space="preserve"> के 2 महत्वपूर्ण समूह थे। ये </w:t>
+      </w:r>
+      <w:r>
+        <w:rPr>
           <w:b/>
           <w:lang w:val="hi_IN" w:bidi="hi_IN"/>
         </w:rPr>
-        <w:t>शिक्षकों</w:t>
-      </w:r>
-      <w:r>
-        <w:rPr>
-          <w:lang w:val="hi_IN" w:bidi="hi_IN"/>
-        </w:rPr>
-        <w:t xml:space="preserve"> के 2 महत्वपूर्ण समूह थे। ये </w:t>
+        <w:t>फरीसी</w:t>
+      </w:r>
+      <w:r>
+        <w:rPr>
+          <w:lang w:val="hi_IN" w:bidi="hi_IN"/>
+        </w:rPr>
+        <w:t xml:space="preserve"> और </w:t>
       </w:r>
       <w:r>
         <w:rPr>
           <w:b/>
           <w:lang w:val="hi_IN" w:bidi="hi_IN"/>
         </w:rPr>
-        <w:t>फरीसी</w:t>
-      </w:r>
-      <w:r>
-        <w:rPr>
-          <w:lang w:val="hi_IN" w:bidi="hi_IN"/>
-        </w:rPr>
-        <w:t xml:space="preserve"> और </w:t>
-      </w:r>
-      <w:r>
-        <w:rPr>
-          <w:b/>
-          <w:lang w:val="hi_IN" w:bidi="hi_IN"/>
-        </w:rPr>
         <w:t>सदूकी</w:t>
       </w:r>
       <w:r>
@@ -270,7 +263,6 @@
       </w:r>
       <w:r>
         <w:rPr>
-          <w:b/>
           <w:lang w:val="hi_IN" w:bidi="hi_IN"/>
         </w:rPr>
         <w:t>नियम</w:t>
@@ -283,7 +275,6 @@
       </w:r>
       <w:r>
         <w:rPr>
-          <w:b/>
           <w:lang w:val="hi_IN" w:bidi="hi_IN"/>
         </w:rPr>
         <w:t>मानते</w:t>
@@ -296,7 +287,6 @@
       </w:r>
       <w:r>
         <w:rPr>
-          <w:b/>
           <w:lang w:val="hi_IN" w:bidi="hi_IN"/>
         </w:rPr>
         <w:t>स्वर्गदूत</w:t>
@@ -307,18 +297,12 @@
         </w:rPr>
         <w:t xml:space="preserve"> या </w:t>
       </w:r>
-      <w:hyperlink r:id="rId14">
-        <w:r>
-          <w:rPr>
-            <w:lang w:val="hi_IN" w:bidi="hi_IN"/>
-          </w:rPr>
-          <w:rPr>
-            <w:color w:val="0000EE"/>
-            <w:u w:val="single"/>
-          </w:rPr>
-          <w:t>शैतान</w:t>
-        </w:r>
-      </w:hyperlink>
+      <w:r>
+        <w:rPr>
+          <w:lang w:val="hi_IN" w:bidi="hi_IN"/>
+        </w:rPr>
+        <w:t>शैतान</w:t>
+      </w:r>
       <w:r>
         <w:rPr>
           <w:lang w:val="hi_IN" w:bidi="hi_IN"/>
@@ -347,18 +331,12 @@
           <w:lang w:val="hi_IN" w:bidi="hi_IN"/>
         </w:rPr>
       </w:r>
-      <w:hyperlink r:id="rId15">
-        <w:r>
-          <w:rPr>
-            <w:lang w:val="hi_IN" w:bidi="hi_IN"/>
-          </w:rPr>
-          <w:rPr>
-            <w:color w:val="0000EE"/>
-            <w:u w:val="single"/>
-          </w:rPr>
-          <w:t>यरूशलेम</w:t>
-        </w:r>
-      </w:hyperlink>
+      <w:r>
+        <w:rPr>
+          <w:lang w:val="hi_IN" w:bidi="hi_IN"/>
+        </w:rPr>
+        <w:t>यरूशलेम</w:t>
+      </w:r>
       <w:r>
         <w:rPr>
           <w:lang w:val="hi_IN" w:bidi="hi_IN"/>
@@ -380,7 +358,6 @@
       </w:r>
       <w:r>
         <w:rPr>
-          <w:b/>
           <w:lang w:val="hi_IN" w:bidi="hi_IN"/>
         </w:rPr>
         <w:t>यहूदी</w:t>
@@ -391,18 +368,12 @@
         </w:rPr>
         <w:t xml:space="preserve"> धार्मिक अदालत यानी </w:t>
       </w:r>
-      <w:hyperlink r:id="rId16">
-        <w:r>
-          <w:rPr>
-            <w:lang w:val="hi_IN" w:bidi="hi_IN"/>
-          </w:rPr>
-          <w:rPr>
-            <w:color w:val="0000EE"/>
-            <w:u w:val="single"/>
-          </w:rPr>
-          <w:t>महासभा</w:t>
-        </w:r>
-      </w:hyperlink>
+      <w:r>
+        <w:rPr>
+          <w:lang w:val="hi_IN" w:bidi="hi_IN"/>
+        </w:rPr>
+        <w:t>महासभा</w:t>
+      </w:r>
       <w:r>
         <w:rPr>
           <w:lang w:val="hi_IN" w:bidi="hi_IN"/>
@@ -477,54 +448,39 @@
         </w:rPr>
         <w:t xml:space="preserve"> के लिए सप्ताह का सातवां दिन है। यह विश्राम और परमेश्वर की </w:t>
       </w:r>
-      <w:hyperlink r:id="rId17">
-        <w:r>
-          <w:rPr>
-            <w:lang w:val="hi_IN" w:bidi="hi_IN"/>
-          </w:rPr>
-          <w:rPr>
-            <w:color w:val="0000EE"/>
-            <w:u w:val="single"/>
-          </w:rPr>
-          <w:t>आराधना</w:t>
-        </w:r>
-      </w:hyperlink>
+      <w:r>
+        <w:rPr>
+          <w:b/>
+          <w:lang w:val="hi_IN" w:bidi="hi_IN"/>
+        </w:rPr>
+        <w:t>आराधना</w:t>
+      </w:r>
       <w:r>
         <w:rPr>
           <w:lang w:val="hi_IN" w:bidi="hi_IN"/>
         </w:rPr>
         <w:t xml:space="preserve"> का दिन है। उस दिन, यहूदी अक्सर </w:t>
       </w:r>
-      <w:hyperlink r:id="rId18">
-        <w:r>
-          <w:rPr>
-            <w:lang w:val="hi_IN" w:bidi="hi_IN"/>
-          </w:rPr>
-          <w:rPr>
-            <w:color w:val="0000EE"/>
-            <w:u w:val="single"/>
-          </w:rPr>
-          <w:t>आराधनालय</w:t>
-        </w:r>
-      </w:hyperlink>
+      <w:r>
+        <w:rPr>
+          <w:b/>
+          <w:lang w:val="hi_IN" w:bidi="hi_IN"/>
+        </w:rPr>
+        <w:t>आराधनालय</w:t>
+      </w:r>
       <w:r>
         <w:rPr>
           <w:lang w:val="hi_IN" w:bidi="hi_IN"/>
         </w:rPr>
         <w:t xml:space="preserve"> में एक साथ इकट्ठा होते हैं जो स्थानीय यहूदियों की बैठक होती है, ताकि वे </w:t>
       </w:r>
-      <w:hyperlink r:id="rId19">
-        <w:r>
-          <w:rPr>
-            <w:lang w:val="hi_IN" w:bidi="hi_IN"/>
-          </w:rPr>
-          <w:rPr>
-            <w:color w:val="0000EE"/>
-            <w:u w:val="single"/>
-          </w:rPr>
-          <w:t>प्रार्थना</w:t>
-        </w:r>
-      </w:hyperlink>
+      <w:r>
+        <w:rPr>
+          <w:b/>
+          <w:lang w:val="hi_IN" w:bidi="hi_IN"/>
+        </w:rPr>
+        <w:t>प्रार्थना</w:t>
+      </w:r>
       <w:r>
         <w:rPr>
           <w:lang w:val="hi_IN" w:bidi="hi_IN"/>
@@ -572,18 +528,13 @@
         </w:rPr>
         <w:t xml:space="preserve"> को आज्ञा दी थी कि वे हर सातवें दिन अपने काम से विश्राम करें। परमेश्वर ने लोगों से कहा कि उसने छह दिन में संसार को बनाया और सातवें दिन विश्राम किया। इस कारण से, सातवां दिन </w:t>
       </w:r>
-      <w:hyperlink r:id="rId20">
-        <w:r>
-          <w:rPr>
-            <w:lang w:val="hi_IN" w:bidi="hi_IN"/>
-          </w:rPr>
-          <w:rPr>
-            <w:color w:val="0000EE"/>
-            <w:u w:val="single"/>
-          </w:rPr>
-          <w:t>पवित्र</w:t>
-        </w:r>
-      </w:hyperlink>
+      <w:r>
+        <w:rPr>
+          <w:b/>
+          <w:lang w:val="hi_IN" w:bidi="hi_IN"/>
+        </w:rPr>
+        <w:t>पवित्र</w:t>
+      </w:r>
       <w:r>
         <w:rPr>
           <w:lang w:val="hi_IN" w:bidi="hi_IN"/>
@@ -671,18 +622,13 @@
         </w:rPr>
         <w:t>यीशु के समय तक यहूदी धार्मिक शिक्षक परमेश्वर की आज्ञा का उल्लंघन न करने के लिए इतने सतर्क हो गए थे कि उन्होंने सब्त के बारे मेंऔर ज्यादा नियम बना लिए थे। इन नियमों का पालन करना बहुत मुश्किल था। धार्मिक अगुवे यह भूल गए थे कि यह दिन विश्राम करने और परमेश्वर की महिमा करने के लिए था। सब्त के बारे में यीशु और धार्मिक आगुवों के बीच कई बार बहस हुई। यीशु अक्सर धार्मिक आगुवों से निराश होता था क्योंकि वे लोगों के बनाए नियमों को परमेश्वर की दी हुई अच्छी व्</w:t>
       </w:r>
-      <w:hyperlink r:id="rId21">
-        <w:r>
-          <w:rPr>
-            <w:lang w:val="hi_IN" w:bidi="hi_IN"/>
-          </w:rPr>
-          <w:rPr>
-            <w:color w:val="0000EE"/>
-            <w:u w:val="single"/>
-          </w:rPr>
-          <w:t>यवस्था</w:t>
-        </w:r>
-      </w:hyperlink>
+      <w:r>
+        <w:rPr>
+          <w:b/>
+          <w:lang w:val="hi_IN" w:bidi="hi_IN"/>
+        </w:rPr>
+        <w:t>यवस्था</w:t>
+      </w:r>
       <w:r>
         <w:rPr>
           <w:lang w:val="hi_IN" w:bidi="hi_IN"/>
@@ -744,18 +690,12 @@
         </w:rPr>
         <w:t xml:space="preserve"> </w:t>
       </w:r>
-      <w:hyperlink r:id="rId13">
-        <w:r>
-          <w:rPr>
-            <w:lang w:val="hi_IN" w:bidi="hi_IN"/>
-          </w:rPr>
-          <w:rPr>
-            <w:color w:val="0000EE"/>
-            <w:u w:val="single"/>
-          </w:rPr>
-          <w:t>इस्राएल</w:t>
-        </w:r>
-      </w:hyperlink>
+      <w:r>
+        <w:rPr>
+          <w:lang w:val="hi_IN" w:bidi="hi_IN"/>
+        </w:rPr>
+        <w:t>इस्राएल</w:t>
+      </w:r>
       <w:r>
         <w:rPr>
           <w:lang w:val="hi_IN" w:bidi="hi_IN"/>
@@ -847,7 +787,6 @@
       </w:r>
       <w:r>
         <w:rPr>
-          <w:b/>
           <w:lang w:val="hi_IN" w:bidi="hi_IN"/>
         </w:rPr>
         <w:t>यूनानी</w:t>
@@ -858,36 +797,24 @@
         </w:rPr>
         <w:t xml:space="preserve"> शब्द का अनुवाद है जिसका सीधा अर्थ है "शुभ संदेश।" बाइबल में </w:t>
       </w:r>
-      <w:hyperlink r:id="rId22">
-        <w:r>
-          <w:rPr>
-            <w:lang w:val="hi_IN" w:bidi="hi_IN"/>
-          </w:rPr>
-          <w:rPr>
-            <w:color w:val="0000EE"/>
-            <w:u w:val="single"/>
-          </w:rPr>
-          <w:t>शुभ संदेश</w:t>
-        </w:r>
-      </w:hyperlink>
+      <w:r>
+        <w:rPr>
+          <w:lang w:val="hi_IN" w:bidi="hi_IN"/>
+        </w:rPr>
+        <w:t>शुभ संदेश</w:t>
+      </w:r>
       <w:r>
         <w:rPr>
           <w:lang w:val="hi_IN" w:bidi="hi_IN"/>
         </w:rPr>
         <w:t xml:space="preserve"> यह है कि परमेश्वर ने लोगों को बचाने का मार्ग बनाया है। नए नियम में, यह साफ़ हो जाता है कि परमेश्वर अपने लोगों को यीशु की मृत्यु और </w:t>
       </w:r>
-      <w:hyperlink r:id="rId23">
-        <w:r>
-          <w:rPr>
-            <w:lang w:val="hi_IN" w:bidi="hi_IN"/>
-          </w:rPr>
-          <w:rPr>
-            <w:color w:val="0000EE"/>
-            <w:u w:val="single"/>
-          </w:rPr>
-          <w:t>पुनरुत्थान</w:t>
-        </w:r>
-      </w:hyperlink>
+      <w:r>
+        <w:rPr>
+          <w:lang w:val="hi_IN" w:bidi="hi_IN"/>
+        </w:rPr>
+        <w:t>पुनरुत्थान</w:t>
+      </w:r>
       <w:r>
         <w:rPr>
           <w:lang w:val="hi_IN" w:bidi="hi_IN"/>
@@ -908,18 +835,12 @@
         </w:rPr>
         <w:t xml:space="preserve">बाइबल के उस भाग में जो यीशु के जीवन के बारे में बताता है-मत्ती, मरकुस, लूका और यूहन्ना की किताबें-हम कभी-कभी सुसमाचार या "राज्य के शुभ संदेश" के बारे में भी सुनते हैं। उस समय, लोगों को बचाने के लिए यीशु अभी तक नहीं मरा था। यहाँ शुभ संदेश का अर्थ है कि </w:t>
       </w:r>
-      <w:hyperlink r:id="rId24">
-        <w:r>
-          <w:rPr>
-            <w:lang w:val="hi_IN" w:bidi="hi_IN"/>
-          </w:rPr>
-          <w:rPr>
-            <w:color w:val="0000EE"/>
-            <w:u w:val="single"/>
-          </w:rPr>
-          <w:t>परमेश्वर का राज्य</w:t>
-        </w:r>
-      </w:hyperlink>
+      <w:r>
+        <w:rPr>
+          <w:lang w:val="hi_IN" w:bidi="hi_IN"/>
+        </w:rPr>
+        <w:t>परमेश्वर का राज्य</w:t>
+      </w:r>
       <w:r>
         <w:rPr>
           <w:lang w:val="hi_IN" w:bidi="hi_IN"/>
@@ -934,18 +855,13 @@
           <w:lang w:val="hi_IN" w:bidi="hi_IN"/>
         </w:rPr>
       </w:r>
-      <w:hyperlink r:id="rId25">
-        <w:r>
-          <w:rPr>
-            <w:lang w:val="hi_IN" w:bidi="hi_IN"/>
-          </w:rPr>
-          <w:rPr>
-            <w:color w:val="0000EE"/>
-            <w:u w:val="single"/>
-          </w:rPr>
-          <w:t>कलीसिया</w:t>
-        </w:r>
-      </w:hyperlink>
+      <w:r>
+        <w:rPr>
+          <w:b/>
+          <w:lang w:val="hi_IN" w:bidi="hi_IN"/>
+        </w:rPr>
+        <w:t>कलीसिया</w:t>
+      </w:r>
       <w:r>
         <w:rPr>
           <w:lang w:val="hi_IN" w:bidi="hi_IN"/>
@@ -1068,18 +984,12 @@
         </w:rPr>
         <w:t xml:space="preserve"> रोमी सैनिकों का एक बड़ा समूह था; जिसमें छह हजार से अधिक सैनिक होते थे। जिस भाग में एक </w:t>
       </w:r>
-      <w:hyperlink r:id="rId26">
-        <w:r>
-          <w:rPr>
-            <w:lang w:val="hi_IN" w:bidi="hi_IN"/>
-          </w:rPr>
-          <w:rPr>
-            <w:color w:val="0000EE"/>
-            <w:u w:val="single"/>
-          </w:rPr>
-          <w:t>बुरी आत्मा</w:t>
-        </w:r>
-      </w:hyperlink>
+      <w:r>
+        <w:rPr>
+          <w:lang w:val="hi_IN" w:bidi="hi_IN"/>
+        </w:rPr>
+        <w:t>बुरी आत्मा</w:t>
+      </w:r>
       <w:r>
         <w:rPr>
           <w:lang w:val="hi_IN" w:bidi="hi_IN"/>
@@ -1161,18 +1071,13 @@
         </w:rPr>
         <w:t xml:space="preserve">यदि किसी सेवक को उसके काम की मजदूरी नहीं मिलती और उसे अपनी इच्छा से अपने स्वामी को छोड़ने की आज़ादी नहीं होती, तो उसे </w:t>
       </w:r>
-      <w:hyperlink r:id="rId27">
-        <w:r>
-          <w:rPr>
-            <w:lang w:val="hi_IN" w:bidi="hi_IN"/>
-          </w:rPr>
-          <w:rPr>
-            <w:color w:val="0000EE"/>
-            <w:u w:val="single"/>
-          </w:rPr>
-          <w:t>दास</w:t>
-        </w:r>
-      </w:hyperlink>
+      <w:r>
+        <w:rPr>
+          <w:b/>
+          <w:lang w:val="hi_IN" w:bidi="hi_IN"/>
+        </w:rPr>
+        <w:t>दास</w:t>
+      </w:r>
       <w:r>
         <w:rPr>
           <w:lang w:val="hi_IN" w:bidi="hi_IN"/>
@@ -1255,36 +1160,24 @@
         </w:rPr>
         <w:t xml:space="preserve">सोर </w:t>
       </w:r>
-      <w:hyperlink r:id="rId28">
-        <w:r>
-          <w:rPr>
-            <w:lang w:val="hi_IN" w:bidi="hi_IN"/>
-          </w:rPr>
-          <w:rPr>
-            <w:color w:val="0000EE"/>
-            <w:u w:val="single"/>
-          </w:rPr>
-          <w:t>सूरूफिनीकी</w:t>
-        </w:r>
-      </w:hyperlink>
+      <w:r>
+        <w:rPr>
+          <w:lang w:val="hi_IN" w:bidi="hi_IN"/>
+        </w:rPr>
+        <w:t>सूरूफिनीकी</w:t>
+      </w:r>
       <w:r>
         <w:rPr>
           <w:lang w:val="hi_IN" w:bidi="hi_IN"/>
         </w:rPr>
         <w:t xml:space="preserve"> या फिनीके में एक शहर है, जो </w:t>
       </w:r>
-      <w:hyperlink r:id="rId13">
-        <w:r>
-          <w:rPr>
-            <w:lang w:val="hi_IN" w:bidi="hi_IN"/>
-          </w:rPr>
-          <w:rPr>
-            <w:color w:val="0000EE"/>
-            <w:u w:val="single"/>
-          </w:rPr>
-          <w:t>इस्राएल</w:t>
-        </w:r>
-      </w:hyperlink>
+      <w:r>
+        <w:rPr>
+          <w:lang w:val="hi_IN" w:bidi="hi_IN"/>
+        </w:rPr>
+        <w:t>इस्राएल</w:t>
+      </w:r>
       <w:r>
         <w:rPr>
           <w:lang w:val="hi_IN" w:bidi="hi_IN"/>
@@ -1293,29 +1186,23 @@
       </w:r>
       <w:r>
         <w:rPr>
+          <w:lang w:val="hi_IN" w:bidi="hi_IN"/>
+        </w:rPr>
+        <w:t>यहूदी</w:t>
+      </w:r>
+      <w:r>
+        <w:rPr>
+          <w:lang w:val="hi_IN" w:bidi="hi_IN"/>
+        </w:rPr>
+        <w:t xml:space="preserve"> लोग जानते थे कि सोर के लोग बुरे हैं और परमेश्वर की व्यवस्था का पालन नहीं करते थे। </w:t>
+      </w:r>
+      <w:r>
+        <w:rPr>
           <w:b/>
           <w:lang w:val="hi_IN" w:bidi="hi_IN"/>
         </w:rPr>
-        <w:t>यहूदी</w:t>
-      </w:r>
-      <w:r>
-        <w:rPr>
-          <w:lang w:val="hi_IN" w:bidi="hi_IN"/>
-        </w:rPr>
-        <w:t xml:space="preserve"> लोग जानते थे कि सोर के लोग बुरे हैं और परमेश्वर की व्यवस्था का पालन नहीं करते थे। </w:t>
-      </w:r>
-      <w:hyperlink r:id="rId29">
-        <w:r>
-          <w:rPr>
-            <w:lang w:val="hi_IN" w:bidi="hi_IN"/>
-          </w:rPr>
-          <w:rPr>
-            <w:color w:val="0000EE"/>
-            <w:u w:val="single"/>
-          </w:rPr>
-          <w:t>इस्राएली</w:t>
-        </w:r>
-      </w:hyperlink>
+        <w:t>इस्राएली</w:t>
+      </w:r>
       <w:r>
         <w:rPr>
           <w:lang w:val="hi_IN" w:bidi="hi_IN"/>
